--- a/Kim12-1-9-Korozyon.docx
+++ b/Kim12-1-9-Korozyon.docx
@@ -1206,7 +1206,7 @@
           <w:rFonts w:ascii="Times New Roman" w:hAnsi="Times New Roman" w:cs="Times New Roman"/>
           <w:lang w:val="tr-TR"/>
         </w:rPr>
-        <w:t xml:space="preserve">Planladığınız deneyleri yapmak için görev paylaşımı yapınız. Görsel C’deki deney tüplerinden araştırma sorularınıza uygun olanları seçebilir ya da kendi düzeneğinizi tasarlayabilirsiniz. Her tüpte aynı boyda, zımparalanmış ve yağdan arındırılmış birer demir çivi kullanınız. Bir hafta boyunca 1., 3. ve 7. günlerde çivileri gözlemleyerek paslanma derecesini 0 (hiç pas yok) ile 4 (çok yoğun pas) arasında puanlayınız.</w:t>
+        <w:t xml:space="preserve">Planladığınız deneyleri yapmak için görev paylaşımı yapınız. Aşağıdaki görseldeki deney tüplerinden araştırma sorularınıza uygun olanları seçebilir ya da kendi düzeneğinizi tasarlayabilirsiniz. Her tüpte aynı boyda, zımparalanmış ve yağdan arındırılmış birer demir çivi kullanınız. Bir hafta boyunca 1., 3. ve 7. günlerde çivileri gözlemleyerek paslanma derecesini 0 (hiç pas yok) ile 4 (çok yoğun pas) arasında puanlayınız.</w:t>
       </w:r>
     </w:p>
     <w:p xmlns:a="http://schemas.openxmlformats.org/drawingml/2006/main" xmlns:pic="http://schemas.openxmlformats.org/drawingml/2006/picture">
@@ -1265,18 +1265,9 @@
       <w:r>
         <w:rPr>
           <w:rFonts w:ascii="Times New Roman" w:hAnsi="Times New Roman" w:cs="Times New Roman"/>
-          <w:b/>
-          <w:bCs/>
-          <w:lang w:val="tr-TR"/>
-        </w:rPr>
-        <w:t xml:space="preserve">Görsel C:</w:t>
-      </w:r>
-      <w:r>
-        <w:rPr>
-          <w:rFonts w:ascii="Times New Roman" w:hAnsi="Times New Roman" w:cs="Times New Roman"/>
-          <w:lang w:val="tr-TR"/>
-        </w:rPr>
-        <w:t xml:space="preserve"> Korozyona etki eden faktörleri incelemek için hazırlanan deney tüpleri</w:t>
+          <w:lang w:val="tr-TR"/>
+        </w:rPr>
+        <w:t xml:space="preserve">Korozyona etki eden faktörleri incelemek için hazırlanan deney tüpleri</w:t>
       </w:r>
     </w:p>
     <w:tbl>
@@ -2744,31 +2735,6 @@
           <w:lang w:val="tr-TR"/>
         </w:rPr>
         <w:t xml:space="preserve">Okulunuzda deneyleri bir hafta boyunca sürdürme imkânı yoksa aşağıdaki hazır veri setini kullanabilirsiniz.</w:t>
-      </w:r>
-    </w:p>
-    <w:p>
-      <w:pPr>
-        <w:jc w:val="center"/>
-        <w:rPr>
-          <w:rFonts w:ascii="Times New Roman" w:hAnsi="Times New Roman" w:cs="Times New Roman"/>
-          <w:lang w:val="tr-TR"/>
-        </w:rPr>
-      </w:pPr>
-      <w:r>
-        <w:rPr>
-          <w:rFonts w:ascii="Times New Roman" w:hAnsi="Times New Roman" w:cs="Times New Roman"/>
-          <w:b/>
-          <w:bCs/>
-          <w:lang w:val="tr-TR"/>
-        </w:rPr>
-        <w:t xml:space="preserve">Tablo A:</w:t>
-      </w:r>
-      <w:r>
-        <w:rPr>
-          <w:rFonts w:ascii="Times New Roman" w:hAnsi="Times New Roman" w:cs="Times New Roman"/>
-          <w:lang w:val="tr-TR"/>
-        </w:rPr>
-        <w:t xml:space="preserve"> Deney tüplerindeki demir çivilerin paslanma dereceleri (0: pas yok, 4: çok yoğun pas)</w:t>
       </w:r>
     </w:p>
     <w:tbl>
@@ -4658,7 +4624,7 @@
           <w:rFonts w:ascii="Times New Roman" w:hAnsi="Times New Roman" w:cs="Times New Roman"/>
           <w:lang w:val="tr-TR"/>
         </w:rPr>
-        <w:t xml:space="preserve"> Etkinlikte ferroksil göstergesinin bazı bölgelerde mavi, bazı bölgelerde pembe renk aldığını gördünüz. Bu gözlem, bir metal yüzeyinde yükseltgenme ve indirgenmenin farklı bölgelerde gerçekleştiğini gösterir. Bir demir yüzeyindeki su damlası küçük bir galvanik hücre gibi davranır (Görsel D). Damlanın oksijenin daha az ulaşabildiği orta bölgesinde demir yükseltgenir; bu bölge anot gibi davranır. Demirin verdiği elektronlar metal içinden damlanın oksijence zengin kenarlarına ulaşır ve burada oksijen indirgenir; bu bölge katot gibi davranır.</w:t>
+        <w:t xml:space="preserve"> Etkinlikte ferroksil göstergesinin bazı bölgelerde mavi, bazı bölgelerde pembe renk aldığını gördünüz. Bu gözlem, bir metal yüzeyinde yükseltgenme ve indirgenmenin farklı bölgelerde gerçekleştiğini gösterir. Bir demir yüzeyindeki su damlası küçük bir galvanik hücre gibi davranır (Görsel C). Damlanın oksijenin daha az ulaşabildiği orta bölgesinde demir yükseltgenir; bu bölge anot gibi davranır. Demirin verdiği elektronlar metal içinden damlanın oksijence zengin kenarlarına ulaşır ve burada oksijen indirgenir; bu bölge katot gibi davranır.</w:t>
       </w:r>
     </w:p>
     <w:p xmlns:a="http://schemas.openxmlformats.org/drawingml/2006/main" xmlns:pic="http://schemas.openxmlformats.org/drawingml/2006/picture">
@@ -4721,7 +4687,7 @@
           <w:bCs/>
           <w:lang w:val="tr-TR"/>
         </w:rPr>
-        <w:t xml:space="preserve">Görsel D:</w:t>
+        <w:t xml:space="preserve">Görsel C:</w:t>
       </w:r>
       <w:r>
         <w:rPr>
@@ -5365,7 +5331,7 @@
           <w:rFonts w:ascii="Times New Roman" w:hAnsi="Times New Roman" w:cs="Times New Roman"/>
           <w:lang w:val="tr-TR"/>
         </w:rPr>
-        <w:t xml:space="preserve"> olarak adlandırılır (Görsel E). Toprak altındaki boru hatları, gemi gövdeleri, iskele ayakları ve evlerdeki termosifonlar bu yöntemle korunur. Kurban anotlar belirli aralıklarla değiştirilir. Büyük yapılarda ise korunacak metal dışarıdan bir doğru akım kaynağının negatif kutbuna bağlanarak katot hâline getirilebilir.</w:t>
+        <w:t xml:space="preserve"> olarak adlandırılır (Görsel D). Toprak altındaki boru hatları, gemi gövdeleri, iskele ayakları ve evlerdeki termosifonlar bu yöntemle korunur. Kurban anotlar belirli aralıklarla değiştirilir. Büyük yapılarda ise korunacak metal dışarıdan bir doğru akım kaynağının negatif kutbuna bağlanarak katot hâline getirilebilir.</w:t>
       </w:r>
     </w:p>
     <w:p xmlns:a="http://schemas.openxmlformats.org/drawingml/2006/main" xmlns:pic="http://schemas.openxmlformats.org/drawingml/2006/picture">
@@ -5428,7 +5394,7 @@
           <w:bCs/>
           <w:lang w:val="tr-TR"/>
         </w:rPr>
-        <w:t xml:space="preserve">Görsel E:</w:t>
+        <w:t xml:space="preserve">Görsel D:</w:t>
       </w:r>
       <w:r>
         <w:rPr>
@@ -7134,7 +7100,7 @@
           <w:highlight w:val="yellow"/>
           <w:lang w:val="tr-TR"/>
         </w:rPr>
-        <w:t xml:space="preserve">Tablo A’daki paslanma dereceleri, demir çivilerle yapılan klasik korozyon deneylerinin bilinen sonuçlarına göre tarafımızca oluşturulmuş öğretim amaçlı verilerdir.</w:t>
+        <w:t xml:space="preserve">Analiz ve Keşif Atölyesi 1.9.’daki hazır veri setinde yer alan paslanma dereceleri, demir çivilerle yapılan klasik korozyon deneylerinin bilinen sonuçlarına göre tarafımızca oluşturulmuş öğretim amaçlı verilerdir.</w:t>
       </w:r>
     </w:p>
     <w:sectPr>

--- a/Kim12-1-9-Korozyon.docx
+++ b/Kim12-1-9-Korozyon.docx
@@ -72,7 +72,7 @@
                 <w:rFonts w:ascii="Times New Roman" w:hAnsi="Times New Roman" w:cs="Times New Roman"/>
                 <w:lang w:val="tr-TR"/>
               </w:rPr>
-              <w:t xml:space="preserve">GÖRSEL ALANI</w:t>
+              <w:t xml:space="preserve">GÖRSEL ALANI (Shutterstock)</w:t>
             </w:r>
           </w:p>
           <w:p>
@@ -104,23 +104,7 @@
                 <w:rFonts w:ascii="Times New Roman" w:hAnsi="Times New Roman" w:cs="Times New Roman"/>
                 <w:lang w:val="tr-TR"/>
               </w:rPr>
-              <w:t xml:space="preserve">Shutterstock arama: “rusty old iron cannon”</w:t>
-            </w:r>
-          </w:p>
-          <w:p>
-            <w:pPr>
-              <w:jc w:val="both"/>
-              <w:rPr>
-                <w:rFonts w:ascii="Times New Roman" w:hAnsi="Times New Roman" w:cs="Times New Roman"/>
-                <w:lang w:val="tr-TR"/>
-              </w:rPr>
-            </w:pPr>
-            <w:r>
-              <w:rPr>
-                <w:rFonts w:ascii="Times New Roman" w:hAnsi="Times New Roman" w:cs="Times New Roman"/>
-                <w:lang w:val="tr-TR"/>
-              </w:rPr>
-              <w:t xml:space="preserve">Shutter ID: ……………</w:t>
+              <w:t xml:space="preserve">Shutter ID: 4207175651 (fotoğraf) — Old rusty iron cannon</w:t>
             </w:r>
           </w:p>
         </w:tc>
@@ -193,7 +177,7 @@
                 <w:rFonts w:ascii="Times New Roman" w:hAnsi="Times New Roman" w:cs="Times New Roman"/>
                 <w:lang w:val="tr-TR"/>
               </w:rPr>
-              <w:t xml:space="preserve">GÖRSEL ALANI</w:t>
+              <w:t xml:space="preserve">GÖRSEL ALANI (Shutterstock)</w:t>
             </w:r>
           </w:p>
           <w:p>
@@ -225,23 +209,7 @@
                 <w:rFonts w:ascii="Times New Roman" w:hAnsi="Times New Roman" w:cs="Times New Roman"/>
                 <w:lang w:val="tr-TR"/>
               </w:rPr>
-              <w:t xml:space="preserve">Shutterstock arama: “bronze statue green patina close up”</w:t>
-            </w:r>
-          </w:p>
-          <w:p>
-            <w:pPr>
-              <w:jc w:val="both"/>
-              <w:rPr>
-                <w:rFonts w:ascii="Times New Roman" w:hAnsi="Times New Roman" w:cs="Times New Roman"/>
-                <w:lang w:val="tr-TR"/>
-              </w:rPr>
-            </w:pPr>
-            <w:r>
-              <w:rPr>
-                <w:rFonts w:ascii="Times New Roman" w:hAnsi="Times New Roman" w:cs="Times New Roman"/>
-                <w:lang w:val="tr-TR"/>
-              </w:rPr>
-              <w:t xml:space="preserve">Shutter ID: ……………</w:t>
+              <w:t xml:space="preserve">Shutter ID: 2847338501 (fotoğraf) — Verdigris (green patina) bronze griffin statue</w:t>
             </w:r>
           </w:p>
         </w:tc>

--- a/Kim12-1-9-Korozyon.docx
+++ b/Kim12-1-9-Korozyon.docx
@@ -3998,7 +3998,7 @@
           <w:rFonts w:ascii="Times New Roman" w:hAnsi="Times New Roman" w:cs="Times New Roman"/>
           <w:lang w:val="tr-TR"/>
         </w:rPr>
-        <w:t xml:space="preserve">C tüpünü karşılaştırma tüpü olarak kullanarak A, B, D, E ve I tüplerindeki sonuçları yorumlayınız. Demirin paslanması için hangi maddelerin birlikte bulunması gerekir? Hangi faktörler paslanmayı hızlandırır?</w:t>
+        <w:t xml:space="preserve">Her tüpteki paslanma derecesinin günlere göre değişimini bir grafikte gösteriniz. C tüpünü karşılaştırma tüpü olarak kullanarak A, B, D, E ve I tüplerindeki sonuçları yorumlayınız. Demirin paslanması için hangi maddelerin birlikte bulunması gerekir? Hangi faktörler paslanmayı hızlandırır?</w:t>
       </w:r>
     </w:p>
     <w:p>
@@ -4227,7 +4227,7 @@
           <w:rFonts w:ascii="Times New Roman" w:hAnsi="Times New Roman" w:cs="Times New Roman"/>
           <w:lang w:val="tr-TR"/>
         </w:rPr>
-        <w:t xml:space="preserve">Grubunuzla birlikte 1. Aşamada gözlemlediğiniz örneklerden birini ya da yakın çevrenizdeki metalden yapılmış bir kültürel varlığı (tarihî bir kapı, çeşme, top, heykel vb.) seçiniz. Elde ettiğiniz kanıtlara dayanarak bu eşyanın ya da eserin korozyondan korunması için çözüm önerileri geliştiriniz. Önerilerinizi seçerken maliyetini, uygulanabilirliğini, eserin özgün görünümüne ve çevreye etkisini birlikte değerlendirerek sorumlu bir karar veriniz.</w:t>
+        <w:t xml:space="preserve">Grubunuzla birlikte 1. Aşamada gözlemlediğiniz örneklerden birini ya da yakın çevrenizdeki metalden yapılmış bir kültürel varlığı (tarihî bir kapı, çeşme, top, heykel vb.) seçiniz. Bu eşyanın ya da eserin korunmasında kullanılan yöntemlere ilişkin güvenilir kaynaklardan (ders kitapları, müze ve kültür kurumlarının yayınları, bilimsel kaynaklar) bilgi toplayınız; bilgilerin doğruluğunu farklı kaynakları karşılaştırarak değerlendiriniz. Deneylerinizden elde ettiğiniz kanıtlara ve topladığınız bilgilere dayanarak bu eşyanın ya da eserin korozyondan korunması için çözüm önerileri geliştiriniz. Önerilerinizi seçerken maliyetini, uygulanabilirliğini, eserin özgün görünümüne ve çevreye etkisini birlikte değerlendirerek sorumlu bir karar veriniz.</w:t>
       </w:r>
     </w:p>
     <w:tbl>
@@ -4551,8 +4551,17 @@
           <w:rFonts w:ascii="Times New Roman" w:hAnsi="Times New Roman" w:cs="Times New Roman"/>
           <w:lang w:val="tr-TR"/>
         </w:rPr>
-        <w:t xml:space="preserve">Analiz ve Keşif Atölyesi 1.9.’da kuru havadaki (A) ve oksijensiz sudaki (B) çivilerin hemen hiç paslanmadığını, hem su hem de havayla temas eden çivinin (C) ise paslandığını gözlemlediniz. Bu sonuç demirin paslanması için su ve oksijenin birlikte bulunması gerektiğini gösterir. Metallerin bulundukları ortamdaki maddelerle kimyasal ya da elektrokimyasal tepkimeye girerek aşınmasına </w:t>
-      </w:r>
+        <w:t xml:space="preserve">Metallerin bulundukları ortamdaki maddelerle kimyasal ya da elektrokimyasal tepkimeye girerek aşınmasına korozyon denir. Korozyon çoğunlukla metal atomlarının yükseltgenmesiyle gerçekleşen bir indirgenme-yükseltgenme olayıdır. Demir ve çeliğin korozyonu özel olarak paslanma olarak adlandırılır. Demirin paslanması için ortamda su ve oksijenin birlikte bulunması gerekir. Örneğin çöl ikliminin kuru havasında bırakılan demir eşyalar uzun süre paslanmadan kalabilirken aynı eşyalar nemli kıyı bölgelerinde kısa sürede paslanır.</w:t>
+      </w:r>
+    </w:p>
+    <w:p>
+      <w:pPr>
+        <w:jc w:val="both"/>
+        <w:rPr>
+          <w:rFonts w:ascii="Times New Roman" w:hAnsi="Times New Roman" w:cs="Times New Roman"/>
+          <w:lang w:val="tr-TR"/>
+        </w:rPr>
+      </w:pPr>
       <w:r>
         <w:rPr>
           <w:rFonts w:ascii="Times New Roman" w:hAnsi="Times New Roman" w:cs="Times New Roman"/>
@@ -4560,31 +4569,6 @@
           <w:bCs/>
           <w:lang w:val="tr-TR"/>
         </w:rPr>
-        <w:t xml:space="preserve">korozyon</w:t>
-      </w:r>
-      <w:r>
-        <w:rPr>
-          <w:rFonts w:ascii="Times New Roman" w:hAnsi="Times New Roman" w:cs="Times New Roman"/>
-          <w:lang w:val="tr-TR"/>
-        </w:rPr>
-        <w:t xml:space="preserve"> denir. Korozyon çoğunlukla metal atomlarının yükseltgenmesiyle gerçekleşen bir indirgenme-yükseltgenme olayıdır. Demir ve çeliğin korozyonu özel olarak paslanma olarak adlandırılır.</w:t>
-      </w:r>
-    </w:p>
-    <w:p>
-      <w:pPr>
-        <w:jc w:val="both"/>
-        <w:rPr>
-          <w:rFonts w:ascii="Times New Roman" w:hAnsi="Times New Roman" w:cs="Times New Roman"/>
-          <w:lang w:val="tr-TR"/>
-        </w:rPr>
-      </w:pPr>
-      <w:r>
-        <w:rPr>
-          <w:rFonts w:ascii="Times New Roman" w:hAnsi="Times New Roman" w:cs="Times New Roman"/>
-          <w:b/>
-          <w:bCs/>
-          <w:lang w:val="tr-TR"/>
-        </w:rPr>
         <w:t xml:space="preserve">Demirin paslanması:</w:t>
       </w:r>
       <w:r>
@@ -4592,7 +4576,7 @@
           <w:rFonts w:ascii="Times New Roman" w:hAnsi="Times New Roman" w:cs="Times New Roman"/>
           <w:lang w:val="tr-TR"/>
         </w:rPr>
-        <w:t xml:space="preserve"> Etkinlikte ferroksil göstergesinin bazı bölgelerde mavi, bazı bölgelerde pembe renk aldığını gördünüz. Bu gözlem, bir metal yüzeyinde yükseltgenme ve indirgenmenin farklı bölgelerde gerçekleştiğini gösterir. Bir demir yüzeyindeki su damlası küçük bir galvanik hücre gibi davranır (Görsel C). Damlanın oksijenin daha az ulaşabildiği orta bölgesinde demir yükseltgenir; bu bölge anot gibi davranır. Demirin verdiği elektronlar metal içinden damlanın oksijence zengin kenarlarına ulaşır ve burada oksijen indirgenir; bu bölge katot gibi davranır.</w:t>
+        <w:t xml:space="preserve"> Bir metal yüzeyinde yükseltgenme ve indirgenme çoğu zaman farklı bölgelerde gerçekleşir. Bir demir yüzeyindeki su damlası küçük bir galvanik hücre gibi davranır (Görsel C). Damlanın oksijenin daha az ulaşabildiği orta bölgesinde demir yükseltgenir; bu bölge anot gibi davranır. Demirin verdiği elektronlar metal içinden damlanın oksijence zengin kenarlarına ulaşır ve burada oksijen indirgenir; bu bölge katot gibi davranır.</w:t>
       </w:r>
     </w:p>
     <w:p xmlns:a="http://schemas.openxmlformats.org/drawingml/2006/main" xmlns:pic="http://schemas.openxmlformats.org/drawingml/2006/picture">
@@ -4902,7 +4886,7 @@
           <w:rFonts w:ascii="Times New Roman" w:hAnsi="Times New Roman" w:cs="Times New Roman"/>
           <w:lang w:val="tr-TR"/>
         </w:rPr>
-        <w:t xml:space="preserve">O) yapısındaki kırmızımsı kahverengi pası oluşturur. Pas gözenekli ve kolay dökülen bir yapıdadır. Bu nedenle alttaki demiri korumaz ve paslanma metalin içine doğru ilerler. Etkinlikte pasın, iyonların karşılaştığı bölgelerde ve tüpün dibinde birikmesi bununla açıklanabilir.</w:t>
+        <w:t xml:space="preserve">O) yapısındaki kırmızımsı kahverengi pası oluşturur. Pas gözenekli ve kolay dökülen bir yapıdadır. Bu nedenle alttaki demiri korumaz ve paslanma metalin içine doğru ilerler. Pas, anot bölgesinden çözeltiye geçen demir iyonlarıyla katot bölgesinde oluşan hidroksit iyonlarının karşılaştığı yerde oluştuğundan çoğu zaman metalin aşındığı noktadan biraz uzakta birikir.</w:t>
       </w:r>
     </w:p>
     <w:p>
@@ -4927,11 +4911,338 @@
           <w:rFonts w:ascii="Times New Roman" w:hAnsi="Times New Roman" w:cs="Times New Roman"/>
           <w:lang w:val="tr-TR"/>
         </w:rPr>
-        <w:t xml:space="preserve"> Etkinlikteki tüpleri karşılaştırarak korozyona etki eden faktörleri belirlediniz. Bu faktörlerin etkisi nasıl açıklanabilir?</w:t>
+        <w:t xml:space="preserve"> Karbon çeliğinin farklı atmosfer ortamlarındaki yaklaşık yıllık korozyon hızları Tablo A’da verilmiştir. Kuru ve temiz kırsal havada çok yavaş ilerleyen korozyonun nemli, tuzlu ve kirli havada belirgin biçimde hızlandığı görülür. Bu farklar hangi faktörlerle açıklanabilir?</w:t>
       </w:r>
     </w:p>
     <w:p>
       <w:pPr>
+        <w:jc w:val="center"/>
+        <w:rPr>
+          <w:rFonts w:ascii="Times New Roman" w:hAnsi="Times New Roman" w:cs="Times New Roman"/>
+          <w:lang w:val="tr-TR"/>
+        </w:rPr>
+      </w:pPr>
+      <w:r>
+        <w:rPr>
+          <w:b/>
+          <w:rFonts w:ascii="Times New Roman" w:hAnsi="Times New Roman" w:cs="Times New Roman"/>
+          <w:lang w:val="tr-TR"/>
+        </w:rPr>
+        <w:t xml:space="preserve">Tablo A:</w:t>
+      </w:r>
+      <w:r>
+        <w:rPr>
+          <w:rFonts w:ascii="Times New Roman" w:hAnsi="Times New Roman" w:cs="Times New Roman"/>
+          <w:lang w:val="tr-TR"/>
+        </w:rPr>
+        <w:t xml:space="preserve"> Karbon çeliğinin farklı atmosfer ortamlarındaki ilk yıl korozyon hızı (ISO 9223 sınıflandırmasına göre)</w:t>
+      </w:r>
+    </w:p>
+    <w:tbl>
+      <w:tblPr>
+        <w:tblW w:w="9000" w:type="dxa"/>
+        <w:jc w:val="center"/>
+        <w:tblBorders>
+          <w:top w:val="single" w:sz="4" w:space="0" w:color="auto"/>
+          <w:left w:val="single" w:sz="4" w:space="0" w:color="auto"/>
+          <w:bottom w:val="single" w:sz="4" w:space="0" w:color="auto"/>
+          <w:right w:val="single" w:sz="4" w:space="0" w:color="auto"/>
+          <w:insideH w:val="single" w:sz="4" w:space="0" w:color="auto"/>
+          <w:insideV w:val="single" w:sz="4" w:space="0" w:color="auto"/>
+        </w:tblBorders>
+        <w:tblLayout w:type="fixed"/>
+        <w:tblLook w:val="04A0"/>
+      </w:tblPr>
+      <w:tblGrid>
+        <w:gridCol w:w="900"/>
+        <w:gridCol w:w="8100"/>
+      </w:tblGrid>
+      <w:tr>
+        <w:tc>
+          <w:tcPr>
+            <w:tcW w:w="900" w:type="dxa"/>
+            <w:shd w:val="clear" w:color="auto" w:fill="D9E2F3"/>
+            <w:vAlign w:val="center"/>
+          </w:tcPr>
+          <w:p>
+            <w:pPr>
+              <w:jc w:val="left"/>
+              <w:rPr>
+                <w:rFonts w:ascii="Times New Roman" w:hAnsi="Times New Roman" w:cs="Times New Roman"/>
+                <w:b/>
+                <w:bCs/>
+                <w:lang w:val="tr-TR"/>
+              </w:rPr>
+            </w:pPr>
+            <w:r>
+              <w:rPr>
+                <w:rFonts w:ascii="Times New Roman" w:hAnsi="Times New Roman" w:cs="Times New Roman"/>
+                <w:lang w:val="tr-TR"/>
+              </w:rPr>
+              <w:t xml:space="preserve">Korozyon hızı (µm/yıl)</w:t>
+            </w:r>
+          </w:p>
+        </w:tc>
+        <w:tc>
+          <w:tcPr>
+            <w:tcW w:w="8100" w:type="dxa"/>
+            <w:shd w:val="clear" w:color="auto" w:fill="D9E2F3"/>
+            <w:vAlign w:val="center"/>
+          </w:tcPr>
+          <w:p>
+            <w:pPr>
+              <w:jc w:val="left"/>
+              <w:rPr>
+                <w:rFonts w:ascii="Times New Roman" w:hAnsi="Times New Roman" w:cs="Times New Roman"/>
+                <w:b/>
+                <w:bCs/>
+                <w:lang w:val="tr-TR"/>
+              </w:rPr>
+            </w:pPr>
+            <w:r>
+              <w:rPr>
+                <w:rFonts w:ascii="Times New Roman" w:hAnsi="Times New Roman" w:cs="Times New Roman"/>
+                <w:lang w:val="tr-TR"/>
+              </w:rPr>
+              <w:t xml:space="preserve">Ortam</w:t>
+            </w:r>
+          </w:p>
+        </w:tc>
+      </w:tr>
+      <w:tr>
+        <w:tc>
+          <w:tcPr>
+            <w:tcW w:w="900" w:type="dxa"/>
+            <w:vAlign w:val="center"/>
+          </w:tcPr>
+          <w:p>
+            <w:pPr>
+              <w:jc w:val="left"/>
+              <w:rPr>
+                <w:rFonts w:ascii="Times New Roman" w:hAnsi="Times New Roman" w:cs="Times New Roman"/>
+                <w:lang w:val="tr-TR"/>
+              </w:rPr>
+            </w:pPr>
+            <w:r>
+              <w:rPr>
+                <w:rFonts w:ascii="Times New Roman" w:hAnsi="Times New Roman" w:cs="Times New Roman"/>
+                <w:lang w:val="tr-TR"/>
+              </w:rPr>
+              <w:t xml:space="preserve">1,3-25</w:t>
+            </w:r>
+          </w:p>
+        </w:tc>
+        <w:tc>
+          <w:tcPr>
+            <w:tcW w:w="8100" w:type="dxa"/>
+            <w:vAlign w:val="center"/>
+          </w:tcPr>
+          <w:p>
+            <w:pPr>
+              <w:jc w:val="left"/>
+              <w:rPr>
+                <w:rFonts w:ascii="Times New Roman" w:hAnsi="Times New Roman" w:cs="Times New Roman"/>
+                <w:lang w:val="tr-TR"/>
+              </w:rPr>
+            </w:pPr>
+            <w:r>
+              <w:rPr>
+                <w:rFonts w:ascii="Times New Roman" w:hAnsi="Times New Roman" w:cs="Times New Roman"/>
+                <w:lang w:val="tr-TR"/>
+              </w:rPr>
+              <w:t xml:space="preserve">Kirliliği az kırsal bölgeler ve küçük kasabalar; kuru ya da soğuk iklimler</w:t>
+            </w:r>
+          </w:p>
+        </w:tc>
+      </w:tr>
+      <w:tr>
+        <w:tc>
+          <w:tcPr>
+            <w:tcW w:w="900" w:type="dxa"/>
+            <w:vAlign w:val="center"/>
+          </w:tcPr>
+          <w:p>
+            <w:pPr>
+              <w:jc w:val="left"/>
+              <w:rPr>
+                <w:rFonts w:ascii="Times New Roman" w:hAnsi="Times New Roman" w:cs="Times New Roman"/>
+                <w:lang w:val="tr-TR"/>
+              </w:rPr>
+            </w:pPr>
+            <w:r>
+              <w:rPr>
+                <w:rFonts w:ascii="Times New Roman" w:hAnsi="Times New Roman" w:cs="Times New Roman"/>
+                <w:lang w:val="tr-TR"/>
+              </w:rPr>
+              <w:t xml:space="preserve">25-50</w:t>
+            </w:r>
+          </w:p>
+        </w:tc>
+        <w:tc>
+          <w:tcPr>
+            <w:tcW w:w="8100" w:type="dxa"/>
+            <w:vAlign w:val="center"/>
+          </w:tcPr>
+          <w:p>
+            <w:pPr>
+              <w:jc w:val="left"/>
+              <w:rPr>
+                <w:rFonts w:ascii="Times New Roman" w:hAnsi="Times New Roman" w:cs="Times New Roman"/>
+                <w:lang w:val="tr-TR"/>
+              </w:rPr>
+            </w:pPr>
+            <w:r>
+              <w:rPr>
+                <w:rFonts w:ascii="Times New Roman" w:hAnsi="Times New Roman" w:cs="Times New Roman"/>
+                <w:lang w:val="tr-TR"/>
+              </w:rPr>
+              <w:t xml:space="preserve">Kentsel ve hafif sanayi bölgeleri; tuz etkisi az olan kıyı bölgeleri</w:t>
+            </w:r>
+          </w:p>
+        </w:tc>
+      </w:tr>
+      <w:tr>
+        <w:tc>
+          <w:tcPr>
+            <w:tcW w:w="900" w:type="dxa"/>
+            <w:vAlign w:val="center"/>
+          </w:tcPr>
+          <w:p>
+            <w:pPr>
+              <w:jc w:val="left"/>
+              <w:rPr>
+                <w:rFonts w:ascii="Times New Roman" w:hAnsi="Times New Roman" w:cs="Times New Roman"/>
+                <w:lang w:val="tr-TR"/>
+              </w:rPr>
+            </w:pPr>
+            <w:r>
+              <w:rPr>
+                <w:rFonts w:ascii="Times New Roman" w:hAnsi="Times New Roman" w:cs="Times New Roman"/>
+                <w:lang w:val="tr-TR"/>
+              </w:rPr>
+              <w:t xml:space="preserve">50-80</w:t>
+            </w:r>
+          </w:p>
+        </w:tc>
+        <w:tc>
+          <w:tcPr>
+            <w:tcW w:w="8100" w:type="dxa"/>
+            <w:vAlign w:val="center"/>
+          </w:tcPr>
+          <w:p>
+            <w:pPr>
+              <w:jc w:val="left"/>
+              <w:rPr>
+                <w:rFonts w:ascii="Times New Roman" w:hAnsi="Times New Roman" w:cs="Times New Roman"/>
+                <w:lang w:val="tr-TR"/>
+              </w:rPr>
+            </w:pPr>
+            <w:r>
+              <w:rPr>
+                <w:rFonts w:ascii="Times New Roman" w:hAnsi="Times New Roman" w:cs="Times New Roman"/>
+                <w:lang w:val="tr-TR"/>
+              </w:rPr>
+              <w:t xml:space="preserve">Kirli sanayi bölgeleri; orta tuzluluktaki kıyı bölgeleri</w:t>
+            </w:r>
+          </w:p>
+        </w:tc>
+      </w:tr>
+      <w:tr>
+        <w:tc>
+          <w:tcPr>
+            <w:tcW w:w="900" w:type="dxa"/>
+            <w:vAlign w:val="center"/>
+          </w:tcPr>
+          <w:p>
+            <w:pPr>
+              <w:jc w:val="left"/>
+              <w:rPr>
+                <w:rFonts w:ascii="Times New Roman" w:hAnsi="Times New Roman" w:cs="Times New Roman"/>
+                <w:lang w:val="tr-TR"/>
+              </w:rPr>
+            </w:pPr>
+            <w:r>
+              <w:rPr>
+                <w:rFonts w:ascii="Times New Roman" w:hAnsi="Times New Roman" w:cs="Times New Roman"/>
+                <w:lang w:val="tr-TR"/>
+              </w:rPr>
+              <w:t xml:space="preserve">80-200</w:t>
+            </w:r>
+          </w:p>
+        </w:tc>
+        <w:tc>
+          <w:tcPr>
+            <w:tcW w:w="8100" w:type="dxa"/>
+            <w:vAlign w:val="center"/>
+          </w:tcPr>
+          <w:p>
+            <w:pPr>
+              <w:jc w:val="left"/>
+              <w:rPr>
+                <w:rFonts w:ascii="Times New Roman" w:hAnsi="Times New Roman" w:cs="Times New Roman"/>
+                <w:lang w:val="tr-TR"/>
+              </w:rPr>
+            </w:pPr>
+            <w:r>
+              <w:rPr>
+                <w:rFonts w:ascii="Times New Roman" w:hAnsi="Times New Roman" w:cs="Times New Roman"/>
+                <w:lang w:val="tr-TR"/>
+              </w:rPr>
+              <w:t xml:space="preserve">Nemli ve kirli sanayi bölgeleri; tuzluluğu yüksek kıyı bölgeleri</w:t>
+            </w:r>
+          </w:p>
+        </w:tc>
+      </w:tr>
+      <w:tr>
+        <w:tc>
+          <w:tcPr>
+            <w:tcW w:w="900" w:type="dxa"/>
+            <w:vAlign w:val="center"/>
+          </w:tcPr>
+          <w:p>
+            <w:pPr>
+              <w:jc w:val="left"/>
+              <w:rPr>
+                <w:rFonts w:ascii="Times New Roman" w:hAnsi="Times New Roman" w:cs="Times New Roman"/>
+                <w:lang w:val="tr-TR"/>
+              </w:rPr>
+            </w:pPr>
+            <w:r>
+              <w:rPr>
+                <w:rFonts w:ascii="Times New Roman" w:hAnsi="Times New Roman" w:cs="Times New Roman"/>
+                <w:lang w:val="tr-TR"/>
+              </w:rPr>
+              <w:t xml:space="preserve">200-700</w:t>
+            </w:r>
+          </w:p>
+        </w:tc>
+        <w:tc>
+          <w:tcPr>
+            <w:tcW w:w="8100" w:type="dxa"/>
+            <w:vAlign w:val="center"/>
+          </w:tcPr>
+          <w:p>
+            <w:pPr>
+              <w:jc w:val="left"/>
+              <w:rPr>
+                <w:rFonts w:ascii="Times New Roman" w:hAnsi="Times New Roman" w:cs="Times New Roman"/>
+                <w:lang w:val="tr-TR"/>
+              </w:rPr>
+            </w:pPr>
+            <w:r>
+              <w:rPr>
+                <w:rFonts w:ascii="Times New Roman" w:hAnsi="Times New Roman" w:cs="Times New Roman"/>
+                <w:lang w:val="tr-TR"/>
+              </w:rPr>
+              <w:t xml:space="preserve">Deniz suyu serpintisine açık kıyı ve açık deniz yapıları</w:t>
+            </w:r>
+          </w:p>
+        </w:tc>
+      </w:tr>
+    </w:tbl>
+    <w:p/>
+    <w:p>
+      <w:pPr>
         <w:jc w:val="both"/>
         <w:rPr>
           <w:rFonts w:ascii="Times New Roman" w:hAnsi="Times New Roman" w:cs="Times New Roman"/>
@@ -4959,7 +5270,7 @@
           <w:rFonts w:ascii="Times New Roman" w:hAnsi="Times New Roman" w:cs="Times New Roman"/>
           <w:lang w:val="tr-TR"/>
         </w:rPr>
-        <w:t xml:space="preserve"> Suyun bulunmadığı (A) ya da oksijenin uzaklaştırıldığı (B) ortamlarda katot tepkimesi gerçekleşemediğinden paslanma çok yavaştır. Nemli havada metal yüzeyinde oluşan ince su tabakası korozyonu başlatmaya yeterlidir.</w:t>
+        <w:t xml:space="preserve"> Suyun bulunmadığı ya da oksijenin uzaklaştırıldığı ortamlarda katot tepkimesi gerçekleşemediğinden paslanma çok yavaştır. Nemli havada metal yüzeyinde oluşan ince su tabakası korozyonu başlatmaya yeterlidir. Kuru ve temiz havada korozyon hızının en düşük olması bununla açıklanabilir.</w:t>
       </w:r>
     </w:p>
     <w:p>
@@ -4991,7 +5302,7 @@
           <w:rFonts w:ascii="Times New Roman" w:hAnsi="Times New Roman" w:cs="Times New Roman"/>
           <w:lang w:val="tr-TR"/>
         </w:rPr>
-        <w:t xml:space="preserve"> Tuzlu sudaki çivinin (D) daha hızlı paslanması, suda çözünen iyonların çözeltinin elektrik iletkenliğini artırarak anot ve katot bölgeleri arasındaki iyon hareketini kolaylaştırmasıyla açıklanabilir. Ayrıca klorür iyonları metal yüzeyindeki koruyucu tabakaların bozulmasına yol açar. Deniz kenarında ve kışın yollara tuz serpilen bölgelerde araçların daha hızlı paslanmasının nedeni budur.</w:t>
+        <w:t xml:space="preserve"> Kıyı bölgelerinde korozyon hızının kırsal bölgelere göre kat kat büyük olması, havadaki tuz taneciklerinin metal yüzeyindeki su tabakasında çözünmesiyle açıklanabilir. Çözünen iyonlar suyun elektrik iletkenliğini artırarak anot ve katot bölgeleri arasındaki iyon hareketini kolaylaştırır. Ayrıca klorür iyonları metal yüzeyindeki koruyucu tabakaların bozulmasına yol açar. Deniz kenarında ve kışın yollara tuz serpilen bölgelerde araçların daha hızlı paslanmasının nedeni budur.</w:t>
       </w:r>
     </w:p>
     <w:p>
@@ -5023,7 +5334,7 @@
           <w:rFonts w:ascii="Times New Roman" w:hAnsi="Times New Roman" w:cs="Times New Roman"/>
           <w:lang w:val="tr-TR"/>
         </w:rPr>
-        <w:t xml:space="preserve"> Asidik ortamda (E) katotta oksijenin indirgenmesi daha kolaylaşır (O</w:t>
+        <w:t xml:space="preserve"> Asidik ortamda katotta oksijenin indirgenmesi daha kolaylaşır (O</w:t>
       </w:r>
       <w:r>
         <w:rPr>
@@ -5098,7 +5409,7 @@
           <w:rFonts w:ascii="Times New Roman" w:hAnsi="Times New Roman" w:cs="Times New Roman"/>
           <w:lang w:val="tr-TR"/>
         </w:rPr>
-        <w:t xml:space="preserve"> iyonları da demirle doğrudan tepkimeye girerek hidrojen gazı oluşturabilir. Etkinlikte gözlenen gaz kabarcıkları bununla açıklanabilir. Asit yağmurları bu nedenle metal yapıların ve tarihî eserlerin korozyonunu hızlandırır.</w:t>
+        <w:t xml:space="preserve"> iyonları da demirle doğrudan tepkimeye girerek hidrojen gazı oluşturabilir. Sanayi bölgelerinde havaya karışan kükürt dioksit ve azot oksitler metal yüzeyindeki su tabakasını asitleştirir; kirli sanayi havasında korozyonun hızlanması bununla ilişkilidir. Asit yağmurları bu nedenle metal yapıların ve tarihî eserlerin korozyonunu hızlandırır.</w:t>
       </w:r>
     </w:p>
     <w:p>
@@ -5130,7 +5441,7 @@
           <w:rFonts w:ascii="Times New Roman" w:hAnsi="Times New Roman" w:cs="Times New Roman"/>
           <w:lang w:val="tr-TR"/>
         </w:rPr>
-        <w:t xml:space="preserve"> Sıcak sudaki çivinin (I) daha hızlı paslanması, sıcaklık artışının tepkime hızını artırmasıyla açıklanabilir.</w:t>
+        <w:t xml:space="preserve"> Sıcaklık artışı tepkime hızını artırdığından, ortamda yeterli nem ve oksijen bulunduğu sürece sıcak ve nemli iklimlerde korozyon daha hızlı ilerler. Ancak açık bir kaptaki su ısıtıldığında suda çözünmüş oksijen miktarı azaldığından sıcaklık artışı korozyonu her zaman hızlandırmaz.</w:t>
       </w:r>
     </w:p>
     <w:p>
@@ -5162,7 +5473,7 @@
           <w:rFonts w:ascii="Times New Roman" w:hAnsi="Times New Roman" w:cs="Times New Roman"/>
           <w:lang w:val="tr-TR"/>
         </w:rPr>
-        <w:t xml:space="preserve"> Metallerin korozyona yatkınlığı aktifliklerine ve yüzeylerinde oluşan ürünün yapısına bağlıdır. Altın ve platin gibi aktifliği düşük metaller hemen hiç korozyona uğramaz. Alüminyum, krom ve çinko aktif metaller olmasına karşın yüzeylerinde oluşan ince, sıkı ve geçirimsiz oksit tabakası alttaki metali korur. Bakır ve bronz yüzeylerde ise zamanla bakırın bazik karbonat, sülfat ve klorür bileşiklerinden oluşan yeşil renkli bir tabaka (patina) oluşur. Patina alttaki metali bir ölçüde korur; bu nedenle tarihî bronz eserlerde kararlı patina genellikle temizlenmez. Etkinlikte bakır sarılmış çivinin (G) daha hızlı paslanması, çinko sarılmış çivinin (F) ise paslanmaması dikkat çekicidir. Farklı iki metal elektrolit ortamında temas ettiğinde bir galvanik hücre oluşur. Bu hücrede aktifliği daha fazla olan metal anot olur ve yükseltgenir. Bakır demirden daha az aktif olduğundan demir anot olarak daha hızlı korozyona uğrar. Çinko ise demirden daha aktif olduğundan kendisi yükseltgenir ve demiri korur.</w:t>
+        <w:t xml:space="preserve"> Metallerin korozyona yatkınlığı aktifliklerine ve yüzeylerinde oluşan ürünün yapısına bağlıdır. Altın ve platin gibi aktifliği düşük metaller hemen hiç korozyona uğramaz. Alüminyum, krom ve çinko aktif metaller olmasına karşın yüzeylerinde oluşan ince, sıkı ve geçirimsiz oksit tabakası alttaki metali korur. Bakır ve bronz yüzeylerde ise zamanla bakırın bazik karbonat, sülfat ve klorür bileşiklerinden oluşan yeşil renkli bir tabaka (patina) oluşur. Patina alttaki metali bir ölçüde korur; bu nedenle tarihî bronz eserlerde kararlı patina genellikle temizlenmez. Farklı iki metal elektrolit ortamında temas ettiğinde bir galvanik hücre oluşur. Bu hücrede aktifliği daha fazla olan metal anot olur ve yükseltgenir. Örneğin bakırla temas eden demir, bakırdan daha aktif olduğu için anot olur ve tek başına bulunduğundan daha hızlı korozyona uğrar. Demirle temas eden çinko ise demirden daha aktif olduğu için kendisi yükseltgenir ve demiri korur.</w:t>
       </w:r>
     </w:p>
     <w:p>
@@ -5187,7 +5498,7 @@
           <w:rFonts w:ascii="Times New Roman" w:hAnsi="Times New Roman" w:cs="Times New Roman"/>
           <w:lang w:val="tr-TR"/>
         </w:rPr>
-        <w:t xml:space="preserve"> Korozyon; köprülerin, boru hatlarının, gemilerin ve araçların ömrünü kısaltır, onarım ve yenileme için büyük harcamalara yol açar, güvenlik riskleri oluşturur ve kültürel mirasımıza zarar verir. Korozyonu önleme yöntemleri, etkinlikte belirlediğiniz faktörlerin etkisini ortadan kaldırmaya ya da azaltmaya dayanır:</w:t>
+        <w:t xml:space="preserve"> Korozyon; köprülerin, boru hatlarının, gemilerin ve araçların ömrünü kısaltır, onarım ve yenileme için büyük harcamalara yol açar, güvenlik riskleri oluşturur ve kültürel mirasımıza zarar verir. Korozyonu önleme yöntemleri, korozyona neden olan faktörlerin etkisini ortadan kaldırmaya ya da azaltmaya dayanır:</w:t>
       </w:r>
     </w:p>
     <w:p>
@@ -5219,7 +5530,7 @@
           <w:rFonts w:ascii="Times New Roman" w:hAnsi="Times New Roman" w:cs="Times New Roman"/>
           <w:lang w:val="tr-TR"/>
         </w:rPr>
-        <w:t xml:space="preserve"> Boyama, yağlama, plastik ya da emaye ile kaplama metalin su ve oksijenle temasını keser (H tüpü). Ancak kaplama çizildiğinde korozyon çizik bölgede başlayabilir.</w:t>
+        <w:t xml:space="preserve"> Boyama, yağlama, plastik ya da emaye ile kaplama metalin su ve oksijenle temasını keser. Ancak kaplama çizildiğinde korozyon çizik bölgede başlayabilir.</w:t>
       </w:r>
     </w:p>
     <w:p>
@@ -7042,6 +7353,22 @@
           <w:lang w:val="tr-TR"/>
         </w:rPr>
         <w:t xml:space="preserve">Koch, G., Varney, J., Thompson, N., Moghissi, O., Gould, M. ve Payer, J. (2016). International Measures of Prevention, Application, and Economics of Corrosion Technologies Study (IMPACT). NACE International.</w:t>
+      </w:r>
+    </w:p>
+    <w:p>
+      <w:pPr>
+        <w:jc w:val="both"/>
+        <w:rPr>
+          <w:rFonts w:ascii="Times New Roman" w:hAnsi="Times New Roman" w:cs="Times New Roman"/>
+          <w:lang w:val="tr-TR"/>
+        </w:rPr>
+      </w:pPr>
+      <w:r>
+        <w:rPr>
+          <w:rFonts w:ascii="Times New Roman" w:hAnsi="Times New Roman" w:cs="Times New Roman"/>
+          <w:lang w:val="tr-TR"/>
+        </w:rPr>
+        <w:t xml:space="preserve">ISO 9223:2012. Corrosion of metals and alloys — Corrosivity of atmospheres — Classification, determination and estimation. International Organization for Standardization.</w:t>
       </w:r>
     </w:p>
     <w:p>

--- a/Kim12-1-9-Korozyon.docx
+++ b/Kim12-1-9-Korozyon.docx
@@ -328,7 +328,7 @@
           <w:highlight w:val="yellow"/>
           <w:lang w:val="tr-TR"/>
         </w:rPr>
-        <w:t xml:space="preserve">Güvenlik uyarıları Kimya9/10 kitabından alınsın; sirke ve tuzlu su ile çalışılırken koruyucu gözlük kullanılsın; kalsiyum klorür nem çekici ve tahriş edici olduğundan eldivenle tutulsun; kaynatılmış su soğuduktan sonra kullanılsın; deney sonunda çözeltiler ve paslı çiviler öğretmenin göstereceği atık kaplarında toplansın.</w:t>
+        <w:t xml:space="preserve">Etkinlik başlığının yanına Kimya10 kitabındaki “Temel Uyarı ve Güvenlik İşaretleri” sayfasından şu işaretler konulsun: GÖZLÜK KULLAN, ELDİVEN GİY, KORUYUCU ELBİSE GİY, TAHRİŞ EDİCİ MADDE, SICAK CİSİM UYARISI, KIRILABİLİR CAM UYARISI. Ek uyarılar: Kalsiyum klorür nem çekici ve tahriş edici olduğundan eldivenle tutulmalıdır. Kaynatılmış su soğuduktan sonra kullanılmalıdır. Deney sonunda çözeltiler ve paslı çiviler öğretmenin göstereceği atık kaplarında toplanmalıdır.</w:t>
       </w:r>
     </w:p>
     <w:p>

--- a/Kim12-1-9-Korozyon.docx
+++ b/Kim12-1-9-Korozyon.docx
@@ -262,7 +262,7 @@
           <w:rFonts w:ascii="Times New Roman" w:hAnsi="Times New Roman" w:cs="Times New Roman"/>
           <w:lang w:val="tr-TR"/>
         </w:rPr>
-        <w:t xml:space="preserve">Bir etkinlik yaparak keşfediniz. Analiz ve Keşif Atölyesi 1.9.’da bilimsel sorgulama yapacaksınız: Korozyona uğramış metal örneklerini inceleyerek korozyona neden olan faktörlere ilişkin araştırma soruları oluşturacak, bu faktörlerin etkisini açıklayan bir model önerecek, deneyler planlayıp yapacak, topladığınız verileri yorumlayacak, kanıtlara dayanarak korozyonu önlemeye yönelik çözümler üretecek ve ulaştığınız bilgileri arkadaşlarınızla paylaşacaksınız. Kültürel mirasımıza ve çevrenize karşı duyarlılık gösterecek, farklı fikirlere açık olacak, grup arkadaşlarınızla iş birliği yaparak etkili iletişim kuracaksınız. Bilimsel bilgiyi toplumun yararına kullanmanın önemini fark ederek yardımseverlik değerini, çözüm önerilerinizi seçerken de sorumlu karar verme becerinizi geliştireceksiniz.</w:t>
+        <w:t xml:space="preserve">Bu sorunun cevabını bir etkinlik yaparak keşfediniz. Analiz ve Keşif Atölyesi 1.9.’da bilimsel sorgulama yapacaksınız: Korozyona uğramış metal örneklerini inceleyerek korozyona neden olan faktörlere ilişkin araştırma soruları oluşturacak, bu faktörlerin etkisini açıklayan bir model önerecek, deneyler planlayıp yapacak, topladığınız verileri yorumlayacak, kanıtlara dayanarak korozyonu önlemeye yönelik çözümler üretecek ve ulaştığınız bilgileri arkadaşlarınızla paylaşacaksınız. Kültürel mirasımıza ve çevrenize karşı duyarlılık gösterecek, farklı fikirlere açık olacak, grup arkadaşlarınızla iş birliği yaparak etkili iletişim kuracaksınız. Bilimsel bilgiyi toplumun yararına kullanmanın önemini fark ederek yardımseverlik değerini, çözüm önerilerinizi seçerken de sorumlu karar verme becerinizi geliştireceksiniz.</w:t>
       </w:r>
     </w:p>
     <w:p>

--- a/Kim12-1-9-Korozyon.docx
+++ b/Kim12-1-9-Korozyon.docx
@@ -1188,7 +1188,7 @@
       <w:r>
         <w:drawing>
           <wp:inline distT="0" distB="0" distL="0" distR="0">
-            <wp:extent cx="5400000" cy="2160000"/>
+            <wp:extent cx="5053594" cy="2106172"/>
             <wp:docPr id="900001" name="Grafik 900001" descr="Korozyon deney tüpleri"/>
             <wp:cNvGraphicFramePr>
               <a:graphicFrameLocks noChangeAspect="1"/>
@@ -1209,7 +1209,7 @@
                   <pic:spPr>
                     <a:xfrm>
                       <a:off x="0" y="0"/>
-                      <a:ext cx="5400000" cy="2160000"/>
+                      <a:ext cx="5053594" cy="2106172"/>
                     </a:xfrm>
                     <a:prstGeom prst="rect">
                       <a:avLst/>
@@ -4590,7 +4590,7 @@
       <w:r>
         <w:drawing>
           <wp:inline distT="0" distB="0" distL="0" distR="0">
-            <wp:extent cx="5040000" cy="2883461"/>
+            <wp:extent cx="5093218" cy="2718821"/>
             <wp:docPr id="900003" name="Grafik 900003" descr="Su damlası modeli"/>
             <wp:cNvGraphicFramePr>
               <a:graphicFrameLocks noChangeAspect="1"/>
@@ -4611,7 +4611,7 @@
                   <pic:spPr>
                     <a:xfrm>
                       <a:off x="0" y="0"/>
-                      <a:ext cx="5040000" cy="2883461"/>
+                      <a:ext cx="5093218" cy="2718821"/>
                     </a:xfrm>
                     <a:prstGeom prst="rect">
                       <a:avLst/>
@@ -5624,7 +5624,7 @@
       <w:r>
         <w:drawing>
           <wp:inline distT="0" distB="0" distL="0" distR="0">
-            <wp:extent cx="4680000" cy="2404285"/>
+            <wp:extent cx="4733553" cy="2456692"/>
             <wp:docPr id="900004" name="Grafik 900004" descr="Katodik koruma"/>
             <wp:cNvGraphicFramePr>
               <a:graphicFrameLocks noChangeAspect="1"/>
@@ -5645,7 +5645,7 @@
                   <pic:spPr>
                     <a:xfrm>
                       <a:off x="0" y="0"/>
-                      <a:ext cx="4680000" cy="2404285"/>
+                      <a:ext cx="4733553" cy="2456692"/>
                     </a:xfrm>
                     <a:prstGeom prst="rect">
                       <a:avLst/>

--- a/Kim12-1-9-Korozyon.docx
+++ b/Kim12-1-9-Korozyon.docx
@@ -39,99 +39,73 @@
         <w:t xml:space="preserve">Müzelerde sergilenen tarihî toplar, kılıçlar ve demir kapılar yüzyıllar içinde paslanarak kırmızımsı kahverengi bir tabakayla kaplanmıştır (Görsel A). Açık havadaki bronz heykellerin ve bakır kubbelerin yüzeyi ise zamanla yeşile döner (Görsel B). Benzer değişimler deniz kenarındaki korkuluklarda, eski otomobillerin kasalarında ve bahçede unutulan aletlerde de görülür. Bu değişimler, ortak kültürel mirasımız olan eserlerin ve her gün kullandığımız araç gereçlerin zarar görmesine yol açar. Metaller çevreleriyle nasıl bir etkileşime girerek aşınır? Neden bazı metaller deniz kenarında daha hızlı bozulur? Tarihî eserleri ve metal eşyaları bu bozulmadan nasıl koruyabiliriz?</w:t>
       </w:r>
     </w:p>
-    <w:tbl>
-      <w:tblPr>
-        <w:tblW w:w="9000" w:type="dxa"/>
+    <w:p>
+      <w:pPr>
         <w:jc w:val="center"/>
-        <w:tblBorders>
-          <w:top w:val="single" w:sz="8" w:space="0" w:color="7F7F7F"/>
-          <w:left w:val="single" w:sz="8" w:space="0" w:color="7F7F7F"/>
-          <w:bottom w:val="single" w:sz="8" w:space="0" w:color="7F7F7F"/>
-          <w:right w:val="single" w:sz="8" w:space="0" w:color="7F7F7F"/>
-        </w:tblBorders>
-      </w:tblPr>
-      <w:tblGrid>
-        <w:gridCol w:w="9000"/>
-      </w:tblGrid>
-      <w:tr>
-        <w:tc>
-          <w:tcPr>
-            <w:tcW w:w="9000" w:type="dxa"/>
-            <w:shd w:val="clear" w:color="auto" w:fill="EDEDED"/>
-          </w:tcPr>
-          <w:p>
-            <w:pPr>
-              <w:jc w:val="both"/>
-              <w:rPr>
-                <w:rFonts w:ascii="Times New Roman" w:hAnsi="Times New Roman" w:cs="Times New Roman"/>
-                <w:lang w:val="tr-TR"/>
-              </w:rPr>
-            </w:pPr>
-            <w:r>
-              <w:rPr>
-                <w:rFonts w:ascii="Times New Roman" w:hAnsi="Times New Roman" w:cs="Times New Roman"/>
-                <w:lang w:val="tr-TR"/>
-              </w:rPr>
-              <w:t xml:space="preserve">GÖRSEL ALANI (Shutterstock)</w:t>
-            </w:r>
-          </w:p>
-          <w:p>
-            <w:pPr>
-              <w:jc w:val="both"/>
-              <w:rPr>
-                <w:rFonts w:ascii="Times New Roman" w:hAnsi="Times New Roman" w:cs="Times New Roman"/>
-                <w:lang w:val="tr-TR"/>
-              </w:rPr>
-            </w:pPr>
-            <w:r>
-              <w:rPr>
-                <w:rFonts w:ascii="Times New Roman" w:hAnsi="Times New Roman" w:cs="Times New Roman"/>
-                <w:lang w:val="tr-TR"/>
-              </w:rPr>
-              <w:t xml:space="preserve">Tarif: Açık havada sergilenen, yüzeyi kırmızımsı kahverengi pasla kaplanmış eski bir demir top; tabela ya da yazı görünmesin.</w:t>
-            </w:r>
-          </w:p>
-          <w:p>
-            <w:pPr>
-              <w:jc w:val="both"/>
-              <w:rPr>
-                <w:rFonts w:ascii="Times New Roman" w:hAnsi="Times New Roman" w:cs="Times New Roman"/>
-                <w:lang w:val="tr-TR"/>
-              </w:rPr>
-            </w:pPr>
-            <w:r>
-              <w:rPr>
-                <w:rFonts w:ascii="Times New Roman" w:hAnsi="Times New Roman" w:cs="Times New Roman"/>
-                <w:lang w:val="tr-TR"/>
-              </w:rPr>
-              <w:t xml:space="preserve">Shutter ID: 4207175651 (fotoğraf) — Old rusty iron cannon</w:t>
-            </w:r>
-          </w:p>
-        </w:tc>
-      </w:tr>
-    </w:tbl>
-    <w:p>
-      <w:pPr>
-        <w:jc w:val="both"/>
-        <w:rPr>
-          <w:rFonts w:ascii="Times New Roman" w:hAnsi="Times New Roman" w:cs="Times New Roman"/>
-          <w:lang w:val="tr-TR"/>
-        </w:rPr>
-      </w:pPr>
+      </w:pPr>
+      <w:r>
+        <w:drawing>
+          <wp:inline xmlns:a="http://schemas.openxmlformats.org/drawingml/2006/main" xmlns:pic="http://schemas.openxmlformats.org/drawingml/2006/picture">
+            <wp:extent cx="3467889" cy="2519999"/>
+            <wp:docPr id="900012" name="Picture 900012"/>
+            <wp:cNvGraphicFramePr>
+              <a:graphicFrameLocks noChangeAspect="1"/>
+            </wp:cNvGraphicFramePr>
+            <a:graphic>
+              <a:graphicData uri="http://schemas.openxmlformats.org/drawingml/2006/picture">
+                <pic:pic>
+                  <pic:nvPicPr>
+                    <pic:cNvPr id="0" name="4207175651_d.jpg"/>
+                    <pic:cNvPicPr/>
+                  </pic:nvPicPr>
+                  <pic:blipFill>
+                    <a:blip r:embed="rId11"/>
+                    <a:stretch>
+                      <a:fillRect/>
+                    </a:stretch>
+                  </pic:blipFill>
+                  <pic:spPr>
+                    <a:xfrm>
+                      <a:off x="0" y="0"/>
+                      <a:ext cx="3467889" cy="2519999"/>
+                    </a:xfrm>
+                    <a:prstGeom prst="rect"/>
+                  </pic:spPr>
+                </pic:pic>
+              </a:graphicData>
+            </a:graphic>
+          </wp:inline>
+        </w:drawing>
+      </w:r>
     </w:p>
     <w:p>
       <w:pPr>
         <w:jc w:val="center"/>
-        <w:rPr>
-          <w:rFonts w:ascii="Times New Roman" w:hAnsi="Times New Roman" w:cs="Times New Roman"/>
-          <w:lang w:val="tr-TR"/>
-        </w:rPr>
       </w:pPr>
       <w:r>
         <w:rPr>
           <w:rFonts w:ascii="Times New Roman" w:hAnsi="Times New Roman" w:cs="Times New Roman"/>
           <w:b/>
           <w:bCs/>
+          <w:highlight w:val="yellow"/>
+          <w:lang w:val="tr-TR"/>
+        </w:rPr>
+        <w:t xml:space="preserve">Shutter id: 4207175651</w:t>
+      </w:r>
+    </w:p>
+    <w:p>
+      <w:pPr>
+        <w:jc w:val="center"/>
+        <w:rPr>
+          <w:rFonts w:ascii="Times New Roman" w:hAnsi="Times New Roman" w:cs="Times New Roman"/>
+          <w:lang w:val="tr-TR"/>
+        </w:rPr>
+      </w:pPr>
+      <w:r>
+        <w:rPr>
+          <w:rFonts w:ascii="Times New Roman" w:hAnsi="Times New Roman" w:cs="Times New Roman"/>
+          <w:b/>
+          <w:bCs/>
           <w:lang w:val="tr-TR"/>
         </w:rPr>
         <w:t xml:space="preserve">Görsel A:</w:t>
@@ -144,85 +118,59 @@
         <w:t xml:space="preserve"> Paslanmış tarihî bir top</w:t>
       </w:r>
     </w:p>
-    <w:tbl>
-      <w:tblPr>
-        <w:tblW w:w="9000" w:type="dxa"/>
+    <w:p>
+      <w:pPr>
         <w:jc w:val="center"/>
-        <w:tblBorders>
-          <w:top w:val="single" w:sz="8" w:space="0" w:color="7F7F7F"/>
-          <w:left w:val="single" w:sz="8" w:space="0" w:color="7F7F7F"/>
-          <w:bottom w:val="single" w:sz="8" w:space="0" w:color="7F7F7F"/>
-          <w:right w:val="single" w:sz="8" w:space="0" w:color="7F7F7F"/>
-        </w:tblBorders>
-      </w:tblPr>
-      <w:tblGrid>
-        <w:gridCol w:w="9000"/>
-      </w:tblGrid>
-      <w:tr>
-        <w:tc>
-          <w:tcPr>
-            <w:tcW w:w="9000" w:type="dxa"/>
-            <w:shd w:val="clear" w:color="auto" w:fill="EDEDED"/>
-          </w:tcPr>
-          <w:p>
-            <w:pPr>
-              <w:jc w:val="both"/>
-              <w:rPr>
-                <w:rFonts w:ascii="Times New Roman" w:hAnsi="Times New Roman" w:cs="Times New Roman"/>
-                <w:lang w:val="tr-TR"/>
-              </w:rPr>
-            </w:pPr>
-            <w:r>
-              <w:rPr>
-                <w:rFonts w:ascii="Times New Roman" w:hAnsi="Times New Roman" w:cs="Times New Roman"/>
-                <w:lang w:val="tr-TR"/>
-              </w:rPr>
-              <w:t xml:space="preserve">GÖRSEL ALANI (Shutterstock)</w:t>
-            </w:r>
-          </w:p>
-          <w:p>
-            <w:pPr>
-              <w:jc w:val="both"/>
-              <w:rPr>
-                <w:rFonts w:ascii="Times New Roman" w:hAnsi="Times New Roman" w:cs="Times New Roman"/>
-                <w:lang w:val="tr-TR"/>
-              </w:rPr>
-            </w:pPr>
-            <w:r>
-              <w:rPr>
-                <w:rFonts w:ascii="Times New Roman" w:hAnsi="Times New Roman" w:cs="Times New Roman"/>
-                <w:lang w:val="tr-TR"/>
-              </w:rPr>
-              <w:t xml:space="preserve">Tarif: Açık havadaki bronz bir heykelin yeşil renkli patina tabakasının yakın çekimi; tanınabilir bir kişiyi tasvir etmeyen bir heykel ya da süsleme tercih edilsin.</w:t>
-            </w:r>
-          </w:p>
-          <w:p>
-            <w:pPr>
-              <w:jc w:val="both"/>
-              <w:rPr>
-                <w:rFonts w:ascii="Times New Roman" w:hAnsi="Times New Roman" w:cs="Times New Roman"/>
-                <w:lang w:val="tr-TR"/>
-              </w:rPr>
-            </w:pPr>
-            <w:r>
-              <w:rPr>
-                <w:rFonts w:ascii="Times New Roman" w:hAnsi="Times New Roman" w:cs="Times New Roman"/>
-                <w:lang w:val="tr-TR"/>
-              </w:rPr>
-              <w:t xml:space="preserve">Shutter ID: 2847338501 (fotoğraf) — Verdigris (green patina) bronze griffin statue</w:t>
-            </w:r>
-          </w:p>
-        </w:tc>
-      </w:tr>
-    </w:tbl>
+      </w:pPr>
+      <w:r>
+        <w:drawing>
+          <wp:inline xmlns:a="http://schemas.openxmlformats.org/drawingml/2006/main" xmlns:pic="http://schemas.openxmlformats.org/drawingml/2006/picture">
+            <wp:extent cx="3991552" cy="2520000"/>
+            <wp:docPr id="900013" name="Picture 900013"/>
+            <wp:cNvGraphicFramePr>
+              <a:graphicFrameLocks noChangeAspect="1"/>
+            </wp:cNvGraphicFramePr>
+            <a:graphic>
+              <a:graphicData uri="http://schemas.openxmlformats.org/drawingml/2006/picture">
+                <pic:pic>
+                  <pic:nvPicPr>
+                    <pic:cNvPr id="0" name="2847338501_d.jpg"/>
+                    <pic:cNvPicPr/>
+                  </pic:nvPicPr>
+                  <pic:blipFill>
+                    <a:blip r:embed="rId12"/>
+                    <a:stretch>
+                      <a:fillRect/>
+                    </a:stretch>
+                  </pic:blipFill>
+                  <pic:spPr>
+                    <a:xfrm>
+                      <a:off x="0" y="0"/>
+                      <a:ext cx="3991552" cy="2520000"/>
+                    </a:xfrm>
+                    <a:prstGeom prst="rect"/>
+                  </pic:spPr>
+                </pic:pic>
+              </a:graphicData>
+            </a:graphic>
+          </wp:inline>
+        </w:drawing>
+      </w:r>
+    </w:p>
     <w:p>
       <w:pPr>
-        <w:jc w:val="both"/>
-        <w:rPr>
-          <w:rFonts w:ascii="Times New Roman" w:hAnsi="Times New Roman" w:cs="Times New Roman"/>
-          <w:lang w:val="tr-TR"/>
-        </w:rPr>
-      </w:pPr>
+        <w:jc w:val="center"/>
+      </w:pPr>
+      <w:r>
+        <w:rPr>
+          <w:rFonts w:ascii="Times New Roman" w:hAnsi="Times New Roman" w:cs="Times New Roman"/>
+          <w:b/>
+          <w:bCs/>
+          <w:highlight w:val="yellow"/>
+          <w:lang w:val="tr-TR"/>
+        </w:rPr>
+        <w:t xml:space="preserve">Shutter id: 2847338501</w:t>
+      </w:r>
     </w:p>
     <w:p>
       <w:pPr>

--- a/Kim12-1-9-Korozyon.docx
+++ b/Kim12-1-9-Korozyon.docx
@@ -39,164 +39,195 @@
         <w:t xml:space="preserve">Müzelerde sergilenen tarihî toplar, kılıçlar ve demir kapılar yüzyıllar içinde paslanarak kırmızımsı kahverengi bir tabakayla kaplanmıştır (Görsel A). Açık havadaki bronz heykellerin ve bakır kubbelerin yüzeyi ise zamanla yeşile döner (Görsel B). Benzer değişimler deniz kenarındaki korkuluklarda, eski otomobillerin kasalarında ve bahçede unutulan aletlerde de görülür. Bu değişimler, ortak kültürel mirasımız olan eserlerin ve her gün kullandığımız araç gereçlerin zarar görmesine yol açar. Metaller çevreleriyle nasıl bir etkileşime girerek aşınır? Neden bazı metaller deniz kenarında daha hızlı bozulur? Tarihî eserleri ve metal eşyaları bu bozulmadan nasıl koruyabiliriz?</w:t>
       </w:r>
     </w:p>
-    <w:p>
-      <w:pPr>
+    <w:tbl>
+      <w:tblPr>
+        <w:tblW w:w="9000" w:type="dxa"/>
         <w:jc w:val="center"/>
-      </w:pPr>
-      <w:r>
-        <w:drawing>
-          <wp:inline xmlns:a="http://schemas.openxmlformats.org/drawingml/2006/main" xmlns:pic="http://schemas.openxmlformats.org/drawingml/2006/picture">
-            <wp:extent cx="3467889" cy="2519999"/>
-            <wp:docPr id="900012" name="Picture 900012"/>
-            <wp:cNvGraphicFramePr>
-              <a:graphicFrameLocks noChangeAspect="1"/>
-            </wp:cNvGraphicFramePr>
-            <a:graphic>
-              <a:graphicData uri="http://schemas.openxmlformats.org/drawingml/2006/picture">
-                <pic:pic>
-                  <pic:nvPicPr>
-                    <pic:cNvPr id="0" name="4207175651_d.jpg"/>
-                    <pic:cNvPicPr/>
-                  </pic:nvPicPr>
-                  <pic:blipFill>
-                    <a:blip r:embed="rId11"/>
-                    <a:stretch>
-                      <a:fillRect/>
-                    </a:stretch>
-                  </pic:blipFill>
-                  <pic:spPr>
-                    <a:xfrm>
-                      <a:off x="0" y="0"/>
-                      <a:ext cx="3467889" cy="2519999"/>
-                    </a:xfrm>
-                    <a:prstGeom prst="rect"/>
-                  </pic:spPr>
-                </pic:pic>
-              </a:graphicData>
-            </a:graphic>
-          </wp:inline>
-        </w:drawing>
-      </w:r>
-    </w:p>
-    <w:p>
-      <w:pPr>
-        <w:jc w:val="center"/>
-      </w:pPr>
-      <w:r>
-        <w:rPr>
-          <w:rFonts w:ascii="Times New Roman" w:hAnsi="Times New Roman" w:cs="Times New Roman"/>
-          <w:b/>
-          <w:bCs/>
-          <w:highlight w:val="yellow"/>
-          <w:lang w:val="tr-TR"/>
-        </w:rPr>
-        <w:t xml:space="preserve">Shutter id: 4207175651</w:t>
-      </w:r>
-    </w:p>
-    <w:p>
-      <w:pPr>
-        <w:jc w:val="center"/>
-        <w:rPr>
-          <w:rFonts w:ascii="Times New Roman" w:hAnsi="Times New Roman" w:cs="Times New Roman"/>
-          <w:lang w:val="tr-TR"/>
-        </w:rPr>
-      </w:pPr>
-      <w:r>
-        <w:rPr>
-          <w:rFonts w:ascii="Times New Roman" w:hAnsi="Times New Roman" w:cs="Times New Roman"/>
-          <w:b/>
-          <w:bCs/>
-          <w:lang w:val="tr-TR"/>
-        </w:rPr>
-        <w:t xml:space="preserve">Görsel A:</w:t>
-      </w:r>
-      <w:r>
-        <w:rPr>
-          <w:rFonts w:ascii="Times New Roman" w:hAnsi="Times New Roman" w:cs="Times New Roman"/>
-          <w:lang w:val="tr-TR"/>
-        </w:rPr>
-        <w:t xml:space="preserve"> Paslanmış tarihî bir top</w:t>
-      </w:r>
-    </w:p>
-    <w:p>
-      <w:pPr>
-        <w:jc w:val="center"/>
-      </w:pPr>
-      <w:r>
-        <w:drawing>
-          <wp:inline xmlns:a="http://schemas.openxmlformats.org/drawingml/2006/main" xmlns:pic="http://schemas.openxmlformats.org/drawingml/2006/picture">
-            <wp:extent cx="3991552" cy="2520000"/>
-            <wp:docPr id="900013" name="Picture 900013"/>
-            <wp:cNvGraphicFramePr>
-              <a:graphicFrameLocks noChangeAspect="1"/>
-            </wp:cNvGraphicFramePr>
-            <a:graphic>
-              <a:graphicData uri="http://schemas.openxmlformats.org/drawingml/2006/picture">
-                <pic:pic>
-                  <pic:nvPicPr>
-                    <pic:cNvPr id="0" name="2847338501_d.jpg"/>
-                    <pic:cNvPicPr/>
-                  </pic:nvPicPr>
-                  <pic:blipFill>
-                    <a:blip r:embed="rId12"/>
-                    <a:stretch>
-                      <a:fillRect/>
-                    </a:stretch>
-                  </pic:blipFill>
-                  <pic:spPr>
-                    <a:xfrm>
-                      <a:off x="0" y="0"/>
-                      <a:ext cx="3991552" cy="2520000"/>
-                    </a:xfrm>
-                    <a:prstGeom prst="rect"/>
-                  </pic:spPr>
-                </pic:pic>
-              </a:graphicData>
-            </a:graphic>
-          </wp:inline>
-        </w:drawing>
-      </w:r>
-    </w:p>
-    <w:p>
-      <w:pPr>
-        <w:jc w:val="center"/>
-      </w:pPr>
-      <w:r>
-        <w:rPr>
-          <w:rFonts w:ascii="Times New Roman" w:hAnsi="Times New Roman" w:cs="Times New Roman"/>
-          <w:b/>
-          <w:bCs/>
-          <w:highlight w:val="yellow"/>
-          <w:lang w:val="tr-TR"/>
-        </w:rPr>
-        <w:t xml:space="preserve">Shutter id: 2847338501</w:t>
-      </w:r>
-    </w:p>
-    <w:p>
-      <w:pPr>
-        <w:jc w:val="center"/>
-        <w:rPr>
-          <w:rFonts w:ascii="Times New Roman" w:hAnsi="Times New Roman" w:cs="Times New Roman"/>
-          <w:lang w:val="tr-TR"/>
-        </w:rPr>
-      </w:pPr>
-      <w:r>
-        <w:rPr>
-          <w:rFonts w:ascii="Times New Roman" w:hAnsi="Times New Roman" w:cs="Times New Roman"/>
-          <w:b/>
-          <w:bCs/>
-          <w:lang w:val="tr-TR"/>
-        </w:rPr>
-        <w:t xml:space="preserve">Görsel B:</w:t>
-      </w:r>
-      <w:r>
-        <w:rPr>
-          <w:rFonts w:ascii="Times New Roman" w:hAnsi="Times New Roman" w:cs="Times New Roman"/>
-          <w:lang w:val="tr-TR"/>
-        </w:rPr>
-        <w:t xml:space="preserve"> Yüzeyi yeşil patinayla kaplanmış bronz bir heykel</w:t>
-      </w:r>
-    </w:p>
+        <w:tblBorders>
+          <w:top w:val="nil"/>
+          <w:left w:val="nil"/>
+          <w:bottom w:val="nil"/>
+          <w:right w:val="nil"/>
+          <w:insideH w:val="nil"/>
+          <w:insideV w:val="nil"/>
+        </w:tblBorders>
+        <w:tblLayout w:type="fixed"/>
+      </w:tblPr>
+      <w:tblGrid>
+        <w:gridCol w:w="4500"/>
+        <w:gridCol w:w="4500"/>
+      </w:tblGrid>
+      <w:tr>
+        <w:tc>
+          <w:tcPr>
+            <w:tcW w:w="4500" w:type="dxa"/>
+          </w:tcPr>
+          <w:p>
+            <w:pPr>
+              <w:jc w:val="center"/>
+            </w:pPr>
+            <w:r>
+              <w:drawing>
+                <wp:inline xmlns:a="http://schemas.openxmlformats.org/drawingml/2006/main" xmlns:pic="http://schemas.openxmlformats.org/drawingml/2006/picture">
+                  <wp:extent cx="2628000" cy="1909679"/>
+                  <wp:docPr id="900012" name="Picture 900012"/>
+                  <wp:cNvGraphicFramePr>
+                    <a:graphicFrameLocks noChangeAspect="1"/>
+                  </wp:cNvGraphicFramePr>
+                  <a:graphic>
+                    <a:graphicData uri="http://schemas.openxmlformats.org/drawingml/2006/picture">
+                      <pic:pic>
+                        <pic:nvPicPr>
+                          <pic:cNvPr id="0" name="4207175651_d.jpg"/>
+                          <pic:cNvPicPr/>
+                        </pic:nvPicPr>
+                        <pic:blipFill>
+                          <a:blip r:embed="rId11"/>
+                          <a:stretch>
+                            <a:fillRect/>
+                          </a:stretch>
+                        </pic:blipFill>
+                        <pic:spPr>
+                          <a:xfrm>
+                            <a:off x="0" y="0"/>
+                            <a:ext cx="2628000" cy="1909679"/>
+                          </a:xfrm>
+                          <a:prstGeom prst="rect"/>
+                        </pic:spPr>
+                      </pic:pic>
+                    </a:graphicData>
+                  </a:graphic>
+                </wp:inline>
+              </w:drawing>
+            </w:r>
+          </w:p>
+          <w:p>
+            <w:pPr>
+              <w:jc w:val="center"/>
+            </w:pPr>
+            <w:r>
+              <w:rPr>
+                <w:rFonts w:ascii="Times New Roman" w:hAnsi="Times New Roman" w:cs="Times New Roman"/>
+                <w:b/>
+                <w:bCs/>
+                <w:highlight w:val="yellow"/>
+                <w:lang w:val="tr-TR"/>
+              </w:rPr>
+              <w:t xml:space="preserve">Shutter id: 4207175651</w:t>
+            </w:r>
+          </w:p>
+          <w:p>
+            <w:pPr>
+              <w:jc w:val="center"/>
+              <w:rPr>
+                <w:rFonts w:ascii="Times New Roman" w:hAnsi="Times New Roman" w:cs="Times New Roman"/>
+                <w:lang w:val="tr-TR"/>
+              </w:rPr>
+            </w:pPr>
+            <w:r>
+              <w:rPr>
+                <w:rFonts w:ascii="Times New Roman" w:hAnsi="Times New Roman" w:cs="Times New Roman"/>
+                <w:b/>
+                <w:bCs/>
+                <w:lang w:val="tr-TR"/>
+              </w:rPr>
+              <w:t xml:space="preserve">Görsel A:</w:t>
+            </w:r>
+            <w:r>
+              <w:rPr>
+                <w:rFonts w:ascii="Times New Roman" w:hAnsi="Times New Roman" w:cs="Times New Roman"/>
+                <w:lang w:val="tr-TR"/>
+              </w:rPr>
+              <w:t xml:space="preserve"> Paslanmış tarihî bir top</w:t>
+            </w:r>
+          </w:p>
+        </w:tc>
+        <w:tc>
+          <w:tcPr>
+            <w:tcW w:w="4500" w:type="dxa"/>
+          </w:tcPr>
+          <w:p>
+            <w:pPr>
+              <w:jc w:val="center"/>
+            </w:pPr>
+            <w:r>
+              <w:drawing>
+                <wp:inline xmlns:a="http://schemas.openxmlformats.org/drawingml/2006/main" xmlns:pic="http://schemas.openxmlformats.org/drawingml/2006/picture">
+                  <wp:extent cx="2628000" cy="1659144"/>
+                  <wp:docPr id="900013" name="Picture 900013"/>
+                  <wp:cNvGraphicFramePr>
+                    <a:graphicFrameLocks noChangeAspect="1"/>
+                  </wp:cNvGraphicFramePr>
+                  <a:graphic>
+                    <a:graphicData uri="http://schemas.openxmlformats.org/drawingml/2006/picture">
+                      <pic:pic>
+                        <pic:nvPicPr>
+                          <pic:cNvPr id="0" name="2847338501_d.jpg"/>
+                          <pic:cNvPicPr/>
+                        </pic:nvPicPr>
+                        <pic:blipFill>
+                          <a:blip r:embed="rId12"/>
+                          <a:stretch>
+                            <a:fillRect/>
+                          </a:stretch>
+                        </pic:blipFill>
+                        <pic:spPr>
+                          <a:xfrm>
+                            <a:off x="0" y="0"/>
+                            <a:ext cx="2628000" cy="1659144"/>
+                          </a:xfrm>
+                          <a:prstGeom prst="rect"/>
+                        </pic:spPr>
+                      </pic:pic>
+                    </a:graphicData>
+                  </a:graphic>
+                </wp:inline>
+              </w:drawing>
+            </w:r>
+          </w:p>
+          <w:p>
+            <w:pPr>
+              <w:jc w:val="center"/>
+            </w:pPr>
+            <w:r>
+              <w:rPr>
+                <w:rFonts w:ascii="Times New Roman" w:hAnsi="Times New Roman" w:cs="Times New Roman"/>
+                <w:b/>
+                <w:bCs/>
+                <w:highlight w:val="yellow"/>
+                <w:lang w:val="tr-TR"/>
+              </w:rPr>
+              <w:t xml:space="preserve">Shutter id: 2847338501</w:t>
+            </w:r>
+          </w:p>
+          <w:p>
+            <w:pPr>
+              <w:jc w:val="center"/>
+              <w:rPr>
+                <w:rFonts w:ascii="Times New Roman" w:hAnsi="Times New Roman" w:cs="Times New Roman"/>
+                <w:lang w:val="tr-TR"/>
+              </w:rPr>
+            </w:pPr>
+            <w:r>
+              <w:rPr>
+                <w:rFonts w:ascii="Times New Roman" w:hAnsi="Times New Roman" w:cs="Times New Roman"/>
+                <w:b/>
+                <w:bCs/>
+                <w:lang w:val="tr-TR"/>
+              </w:rPr>
+              <w:t xml:space="preserve">Görsel B:</w:t>
+            </w:r>
+            <w:r>
+              <w:rPr>
+                <w:rFonts w:ascii="Times New Roman" w:hAnsi="Times New Roman" w:cs="Times New Roman"/>
+                <w:lang w:val="tr-TR"/>
+              </w:rPr>
+              <w:t xml:space="preserve"> Yüzeyi yeşil patinayla kaplanmış bronz bir heykel</w:t>
+            </w:r>
+          </w:p>
+        </w:tc>
+      </w:tr>
+    </w:tbl>
     <w:p>
       <w:pPr>
         <w:jc w:val="both"/>
